--- a/data/word_templates/script 11.docx
+++ b/data/word_templates/script 11.docx
@@ -179,351 +179,6 @@
       </w:r>
       <w:r>
         <w:t xml:space="preserve"> unless you IMMEDIATELY resolve this matter.</w:t>
-      </w:r>
-    </w:p>
-    <w:p>
-      <w:pPr>
-        <w:rPr>
-          <w:b/>
-          <w:bCs/>
-        </w:rPr>
-      </w:pPr>
-      <w:r>
-        <w:rPr>
-          <w:b/>
-          <w:bCs/>
-        </w:rPr>
-        <w:t>Charges Filed Against Your Name:</w:t>
-      </w:r>
-    </w:p>
-    <w:p>
-      <w:pPr>
-        <w:numPr>
-          <w:ilvl w:val="0"/>
-          <w:numId w:val="1"/>
-        </w:numPr>
-      </w:pPr>
-      <w:r>
-        <w:rPr>
-          <w:b/>
-          <w:bCs/>
-        </w:rPr>
-        <w:t>Deliberate Non-Payment under Sec 409 of Consumer Credit Law</w:t>
-      </w:r>
-    </w:p>
-    <w:p>
-      <w:pPr>
-        <w:numPr>
-          <w:ilvl w:val="0"/>
-          <w:numId w:val="1"/>
-        </w:numPr>
-      </w:pPr>
-      <w:r>
-        <w:rPr>
-          <w:b/>
-          <w:bCs/>
-        </w:rPr>
-        <w:t>Wire Fraud under Electronic Loan Transaction Act</w:t>
-      </w:r>
-    </w:p>
-    <w:p>
-      <w:pPr>
-        <w:numPr>
-          <w:ilvl w:val="0"/>
-          <w:numId w:val="1"/>
-        </w:numPr>
-      </w:pPr>
-      <w:r>
-        <w:rPr>
-          <w:b/>
-          <w:bCs/>
-        </w:rPr>
-        <w:t>Attempt to Evade Financial Obligations</w:t>
-      </w:r>
-    </w:p>
-    <w:p>
-      <w:pPr>
-        <w:numPr>
-          <w:ilvl w:val="0"/>
-          <w:numId w:val="1"/>
-        </w:numPr>
-      </w:pPr>
-      <w:r>
-        <w:rPr>
-          <w:b/>
-          <w:bCs/>
-        </w:rPr>
-        <w:t>Violation of Debt Recovery Enforcement Regulations</w:t>
-      </w:r>
-    </w:p>
-    <w:p>
-      <w:r>
-        <w:rPr>
-          <w:b/>
-          <w:bCs/>
-        </w:rPr>
-        <w:t>Your Social Security Number is now marked as HIGH RISK.</w:t>
-      </w:r>
-    </w:p>
-    <w:p>
-      <w:r>
-        <w:t>If you fail to respond, we are authorized to:</w:t>
-      </w:r>
-    </w:p>
-    <w:p>
-      <w:pPr>
-        <w:numPr>
-          <w:ilvl w:val="0"/>
-          <w:numId w:val="2"/>
-        </w:numPr>
-      </w:pPr>
-      <w:r>
-        <w:t xml:space="preserve">File </w:t>
-      </w:r>
-      <w:r>
-        <w:rPr>
-          <w:b/>
-          <w:bCs/>
-        </w:rPr>
-        <w:t>formal criminal charges</w:t>
-      </w:r>
-    </w:p>
-    <w:p>
-      <w:pPr>
-        <w:numPr>
-          <w:ilvl w:val="0"/>
-          <w:numId w:val="2"/>
-        </w:numPr>
-      </w:pPr>
-      <w:r>
-        <w:t>Contact your place of employment</w:t>
-      </w:r>
-    </w:p>
-    <w:p>
-      <w:pPr>
-        <w:numPr>
-          <w:ilvl w:val="0"/>
-          <w:numId w:val="2"/>
-        </w:numPr>
-      </w:pPr>
-      <w:r>
-        <w:t xml:space="preserve">Initiate a </w:t>
-      </w:r>
-      <w:r>
-        <w:rPr>
-          <w:b/>
-          <w:bCs/>
-        </w:rPr>
-        <w:t>background screening alert</w:t>
-      </w:r>
-    </w:p>
-    <w:p>
-      <w:pPr>
-        <w:numPr>
-          <w:ilvl w:val="0"/>
-          <w:numId w:val="2"/>
-        </w:numPr>
-      </w:pPr>
-      <w:r>
-        <w:t>Freeze your checking account</w:t>
-      </w:r>
-    </w:p>
-    <w:p>
-      <w:pPr>
-        <w:numPr>
-          <w:ilvl w:val="0"/>
-          <w:numId w:val="2"/>
-        </w:numPr>
-      </w:pPr>
-      <w:r>
-        <w:t>Send subpoena notices to your local jurisdiction</w:t>
-      </w:r>
-    </w:p>
-    <w:p>
-      <w:pPr>
-        <w:rPr>
-          <w:b/>
-          <w:bCs/>
-        </w:rPr>
-      </w:pPr>
-      <w:r>
-        <w:rPr>
-          <w:b/>
-          <w:bCs/>
-        </w:rPr>
-        <w:t>PAYMENT OPTIONS (Expires in 48 Hours):</w:t>
-      </w:r>
-    </w:p>
-    <w:p>
-      <w:pPr>
-        <w:numPr>
-          <w:ilvl w:val="0"/>
-          <w:numId w:val="3"/>
-        </w:numPr>
-      </w:pPr>
-      <w:r>
-        <w:rPr>
-          <w:b/>
-          <w:bCs/>
-        </w:rPr>
-        <w:t>Settle Now</w:t>
-      </w:r>
-      <w:r>
-        <w:t xml:space="preserve">: </w:t>
-      </w:r>
-      <w:r>
-        <w:rPr>
-          <w:b/>
-          <w:bCs/>
-        </w:rPr>
-        <w:t>USD</w:t>
-      </w:r>
-      <w:r>
-        <w:rPr>
-          <w:b/>
-          <w:bCs/>
-        </w:rPr>
-        <w:t>1299.75</w:t>
-      </w:r>
-      <w:r>
-        <w:rPr>
-          <w:b/>
-          <w:bCs/>
-        </w:rPr>
-        <w:t xml:space="preserve"> </w:t>
-      </w:r>
-      <w:r>
-        <w:rPr>
-          <w:b/>
-          <w:bCs/>
-        </w:rPr>
-        <w:t>(</w:t>
-      </w:r>
-      <w:r>
-        <w:t>One-Time Offer)</w:t>
-      </w:r>
-    </w:p>
-    <w:p>
-      <w:pPr>
-        <w:numPr>
-          <w:ilvl w:val="0"/>
-          <w:numId w:val="3"/>
-        </w:numPr>
-      </w:pPr>
-      <w:r>
-        <w:rPr>
-          <w:b/>
-          <w:bCs/>
-        </w:rPr>
-        <w:t>Installation</w:t>
-      </w:r>
-      <w:r>
-        <w:rPr>
-          <w:b/>
-          <w:bCs/>
-        </w:rPr>
-        <w:t xml:space="preserve"> Plan</w:t>
-      </w:r>
-      <w:r>
-        <w:t xml:space="preserve">: </w:t>
-      </w:r>
-      <w:r>
-        <w:rPr>
-          <w:b/>
-          <w:bCs/>
-        </w:rPr>
-        <w:t>USD</w:t>
-      </w:r>
-      <w:r>
-        <w:rPr>
-          <w:b/>
-          <w:bCs/>
-        </w:rPr>
-        <w:t>3</w:t>
-      </w:r>
-      <w:r>
-        <w:rPr>
-          <w:b/>
-          <w:bCs/>
-        </w:rPr>
-        <w:t>0</w:t>
-      </w:r>
-      <w:r>
-        <w:rPr>
-          <w:b/>
-          <w:bCs/>
-        </w:rPr>
-        <w:t>0.00</w:t>
-      </w:r>
-      <w:r>
-        <w:t xml:space="preserve"> upfront, then </w:t>
-      </w:r>
-      <w:r>
-        <w:rPr>
-          <w:b/>
-          <w:bCs/>
-        </w:rPr>
-        <w:t>USD</w:t>
-      </w:r>
-      <w:r>
-        <w:rPr>
-          <w:b/>
-          <w:bCs/>
-        </w:rPr>
-        <w:t>3</w:t>
-      </w:r>
-      <w:r>
-        <w:rPr>
-          <w:b/>
-          <w:bCs/>
-        </w:rPr>
-        <w:t>0</w:t>
-      </w:r>
-      <w:r>
-        <w:rPr>
-          <w:b/>
-          <w:bCs/>
-        </w:rPr>
-        <w:t>0.00</w:t>
-      </w:r>
-      <w:r>
-        <w:t xml:space="preserve"> weekly for the next </w:t>
-      </w:r>
-      <w:r>
-        <w:t>5</w:t>
-      </w:r>
-      <w:r>
-        <w:t xml:space="preserve"> weeks</w:t>
-      </w:r>
-      <w:r>
-        <w:t xml:space="preserve"> </w:t>
-      </w:r>
-      <w:r>
-        <w:t xml:space="preserve">until the loan amount of </w:t>
-      </w:r>
-      <w:r>
-        <w:rPr>
-          <w:b/>
-          <w:bCs/>
-        </w:rPr>
-        <w:t>USD</w:t>
-      </w:r>
-      <w:r>
-        <w:rPr>
-          <w:b/>
-          <w:bCs/>
-        </w:rPr>
-        <w:t>2499.75</w:t>
-      </w:r>
-      <w:r>
-        <w:rPr>
-          <w:b/>
-          <w:bCs/>
-        </w:rPr>
-        <w:t xml:space="preserve"> </w:t>
-      </w:r>
-      <w:r>
-        <w:t>is fully satisfied.</w:t>
       </w:r>
     </w:p>
     <w:p>
@@ -554,12 +209,385 @@
       </w:hyperlink>
     </w:p>
     <w:p>
+      <w:pPr>
+        <w:rPr>
+          <w:b/>
+          <w:bCs/>
+        </w:rPr>
+      </w:pPr>
+      <w:r>
+        <w:rPr>
+          <w:b/>
+          <w:bCs/>
+        </w:rPr>
+        <w:t>Charges Filed Against Your Name:</w:t>
+      </w:r>
+    </w:p>
+    <w:p>
+      <w:pPr>
+        <w:numPr>
+          <w:ilvl w:val="0"/>
+          <w:numId w:val="1"/>
+        </w:numPr>
+      </w:pPr>
+      <w:r>
+        <w:rPr>
+          <w:b/>
+          <w:bCs/>
+        </w:rPr>
+        <w:t>Deliberate Non-Payment under Sec 409 of Consumer Credit Law</w:t>
+      </w:r>
+    </w:p>
+    <w:p>
+      <w:pPr>
+        <w:numPr>
+          <w:ilvl w:val="0"/>
+          <w:numId w:val="1"/>
+        </w:numPr>
+      </w:pPr>
+      <w:r>
+        <w:rPr>
+          <w:b/>
+          <w:bCs/>
+        </w:rPr>
+        <w:t>Wire Fraud under Electronic Loan Transaction Act</w:t>
+      </w:r>
+    </w:p>
+    <w:p>
+      <w:pPr>
+        <w:numPr>
+          <w:ilvl w:val="0"/>
+          <w:numId w:val="1"/>
+        </w:numPr>
+      </w:pPr>
+      <w:r>
+        <w:rPr>
+          <w:b/>
+          <w:bCs/>
+        </w:rPr>
+        <w:t>Attempt to Evade Financial Obligations</w:t>
+      </w:r>
+    </w:p>
+    <w:p>
+      <w:pPr>
+        <w:numPr>
+          <w:ilvl w:val="0"/>
+          <w:numId w:val="1"/>
+        </w:numPr>
+      </w:pPr>
+      <w:r>
+        <w:rPr>
+          <w:b/>
+          <w:bCs/>
+        </w:rPr>
+        <w:t>Violation of Debt Recovery Enforcement Regulations</w:t>
+      </w:r>
+    </w:p>
+    <w:p>
+      <w:r>
+        <w:rPr>
+          <w:b/>
+          <w:bCs/>
+        </w:rPr>
+        <w:t>Your Social Security Number is now marked as HIGH RISK.</w:t>
+      </w:r>
+    </w:p>
+    <w:p>
+      <w:r>
+        <w:t>If you fail to respond, we are authorized to:</w:t>
+      </w:r>
+    </w:p>
+    <w:p>
+      <w:pPr>
+        <w:numPr>
+          <w:ilvl w:val="0"/>
+          <w:numId w:val="2"/>
+        </w:numPr>
+      </w:pPr>
+      <w:r>
+        <w:t xml:space="preserve">File </w:t>
+      </w:r>
+      <w:r>
+        <w:rPr>
+          <w:b/>
+          <w:bCs/>
+        </w:rPr>
+        <w:t>formal criminal charges</w:t>
+      </w:r>
+    </w:p>
+    <w:p>
+      <w:pPr>
+        <w:numPr>
+          <w:ilvl w:val="0"/>
+          <w:numId w:val="2"/>
+        </w:numPr>
+      </w:pPr>
+      <w:r>
+        <w:t>Contact your place of employment</w:t>
+      </w:r>
+    </w:p>
+    <w:p>
+      <w:pPr>
+        <w:numPr>
+          <w:ilvl w:val="0"/>
+          <w:numId w:val="2"/>
+        </w:numPr>
+      </w:pPr>
+      <w:r>
+        <w:t xml:space="preserve">Initiate a </w:t>
+      </w:r>
+      <w:r>
+        <w:rPr>
+          <w:b/>
+          <w:bCs/>
+        </w:rPr>
+        <w:t>background screening alert</w:t>
+      </w:r>
+    </w:p>
+    <w:p>
+      <w:pPr>
+        <w:numPr>
+          <w:ilvl w:val="0"/>
+          <w:numId w:val="2"/>
+        </w:numPr>
+      </w:pPr>
+      <w:r>
+        <w:t>Freeze your checking account</w:t>
+      </w:r>
+    </w:p>
+    <w:p>
+      <w:pPr>
+        <w:numPr>
+          <w:ilvl w:val="0"/>
+          <w:numId w:val="2"/>
+        </w:numPr>
+      </w:pPr>
+      <w:r>
+        <w:t>Send subpoena notices to your local jurisdiction</w:t>
+      </w:r>
+    </w:p>
+    <w:p>
+      <w:pPr>
+        <w:rPr>
+          <w:b/>
+          <w:bCs/>
+        </w:rPr>
+      </w:pPr>
+      <w:r>
+        <w:rPr>
+          <w:b/>
+          <w:bCs/>
+        </w:rPr>
+        <w:t>PAYMENT OPTIONS (Expires in 48 Hours):</w:t>
+      </w:r>
+    </w:p>
+    <w:p>
+      <w:pPr>
+        <w:numPr>
+          <w:ilvl w:val="0"/>
+          <w:numId w:val="3"/>
+        </w:numPr>
+      </w:pPr>
+      <w:r>
+        <w:rPr>
+          <w:b/>
+          <w:bCs/>
+        </w:rPr>
+        <w:t>Settle Now</w:t>
+      </w:r>
+      <w:r>
+        <w:t xml:space="preserve">: </w:t>
+      </w:r>
+      <w:r>
+        <w:rPr>
+          <w:b/>
+          <w:bCs/>
+        </w:rPr>
+        <w:t>USD</w:t>
+      </w:r>
+      <w:r>
+        <w:rPr>
+          <w:b/>
+          <w:bCs/>
+        </w:rPr>
+        <w:t>1299.75</w:t>
+      </w:r>
+      <w:r>
+        <w:rPr>
+          <w:b/>
+          <w:bCs/>
+        </w:rPr>
+        <w:t xml:space="preserve"> </w:t>
+      </w:r>
+      <w:r>
+        <w:rPr>
+          <w:b/>
+          <w:bCs/>
+        </w:rPr>
+        <w:t>(</w:t>
+      </w:r>
+      <w:r>
+        <w:t>One-Time Offer)</w:t>
+      </w:r>
+    </w:p>
+    <w:p>
+      <w:pPr>
+        <w:numPr>
+          <w:ilvl w:val="0"/>
+          <w:numId w:val="3"/>
+        </w:numPr>
+      </w:pPr>
+      <w:r>
+        <w:rPr>
+          <w:b/>
+          <w:bCs/>
+        </w:rPr>
+        <w:t>Installation</w:t>
+      </w:r>
+      <w:r>
+        <w:rPr>
+          <w:b/>
+          <w:bCs/>
+        </w:rPr>
+        <w:t xml:space="preserve"> Plan</w:t>
+      </w:r>
+      <w:r>
+        <w:t xml:space="preserve">: </w:t>
+      </w:r>
+      <w:r>
+        <w:rPr>
+          <w:b/>
+          <w:bCs/>
+        </w:rPr>
+        <w:t>USD</w:t>
+      </w:r>
+      <w:r>
+        <w:rPr>
+          <w:b/>
+          <w:bCs/>
+        </w:rPr>
+        <w:t>3</w:t>
+      </w:r>
+      <w:r>
+        <w:rPr>
+          <w:b/>
+          <w:bCs/>
+        </w:rPr>
+        <w:t>0</w:t>
+      </w:r>
+      <w:r>
+        <w:rPr>
+          <w:b/>
+          <w:bCs/>
+        </w:rPr>
+        <w:t>0.00</w:t>
+      </w:r>
+      <w:r>
+        <w:t xml:space="preserve"> upfront, then </w:t>
+      </w:r>
+      <w:r>
+        <w:rPr>
+          <w:b/>
+          <w:bCs/>
+        </w:rPr>
+        <w:t>USD</w:t>
+      </w:r>
+      <w:r>
+        <w:rPr>
+          <w:b/>
+          <w:bCs/>
+        </w:rPr>
+        <w:t>3</w:t>
+      </w:r>
+      <w:r>
+        <w:rPr>
+          <w:b/>
+          <w:bCs/>
+        </w:rPr>
+        <w:t>0</w:t>
+      </w:r>
+      <w:r>
+        <w:rPr>
+          <w:b/>
+          <w:bCs/>
+        </w:rPr>
+        <w:t>0.00</w:t>
+      </w:r>
+      <w:r>
+        <w:t xml:space="preserve"> weekly for the next </w:t>
+      </w:r>
+      <w:r>
+        <w:t>5</w:t>
+      </w:r>
+      <w:r>
+        <w:t xml:space="preserve"> weeks</w:t>
+      </w:r>
+      <w:r>
+        <w:t xml:space="preserve"> </w:t>
+      </w:r>
+      <w:r>
+        <w:t xml:space="preserve">until the loan amount of </w:t>
+      </w:r>
+      <w:r>
+        <w:rPr>
+          <w:b/>
+          <w:bCs/>
+        </w:rPr>
+        <w:t>USD</w:t>
+      </w:r>
+      <w:r>
+        <w:rPr>
+          <w:b/>
+          <w:bCs/>
+        </w:rPr>
+        <w:t>2499.75</w:t>
+      </w:r>
+      <w:r>
+        <w:rPr>
+          <w:b/>
+          <w:bCs/>
+        </w:rPr>
+        <w:t xml:space="preserve"> </w:t>
+      </w:r>
+      <w:r>
+        <w:t>is fully satisfied.</w:t>
+      </w:r>
+    </w:p>
+    <w:p>
+      <w:pPr>
+        <w:rPr>
+          <w:b/>
+          <w:bCs/>
+        </w:rPr>
+      </w:pPr>
+      <w:r>
+        <w:rPr>
+          <w:b/>
+          <w:bCs/>
+        </w:rPr>
+        <w:t xml:space="preserve">To Pay Immediately, Contact: </w:t>
+      </w:r>
+      <w:hyperlink r:id="rId8" w:history="1">
+        <w:r>
+          <w:rPr>
+            <w:rStyle w:val="Hyperlink"/>
+            <w:b/>
+            <w:bCs/>
+            <w:sz w:val="28"/>
+            <w:szCs w:val="28"/>
+          </w:rPr>
+          <w:t>ashleycolledebtcollector@gmail.com</w:t>
+        </w:r>
+      </w:hyperlink>
+    </w:p>
+    <w:p>
       <w:r>
         <w:t>This is your last window to resolve this amicably before legal execution. After this point, the matter becomes a court issue, and all settlements will be invalid.</w:t>
       </w:r>
     </w:p>
     <w:p>
       <w:r>
+        <w:lastRenderedPageBreak/>
         <w:t>Sincerely,</w:t>
       </w:r>
     </w:p>
@@ -575,7 +603,6 @@
           <w:b/>
           <w:bCs/>
         </w:rPr>
-        <w:lastRenderedPageBreak/>
         <w:t>Cash Advanced debt collection department</w:t>
       </w:r>
       <w:r>
